--- a/templates/obs-letter-tpl.docx
+++ b/templates/obs-letter-tpl.docx
@@ -4,27 +4,17 @@
   <w:body>
     <w:p>
       <w:pPr>
-        <w:rPr>
-          <w:rFonts w:ascii="Franklin Gothic Book" w:hAnsi="Franklin Gothic Book"/>
-          <w:lang w:val="en-US"/>
-        </w:rPr>
+        <w:spacing w:after="0"/>
+        <w:jc w:val="left"/>
       </w:pPr>
       <w:r>
         <w:rPr>
           <w:noProof/>
         </w:rPr>
         <w:drawing>
-          <wp:anchor distT="0" distB="0" distL="114300" distR="114300" simplePos="0" relativeHeight="251657216" behindDoc="0" locked="0" layoutInCell="1" allowOverlap="1" wp14:anchorId="4C8BDFAD" wp14:editId="0E125287">
-            <wp:simplePos x="0" y="0"/>
-            <wp:positionH relativeFrom="column">
-              <wp:posOffset>-141605</wp:posOffset>
-            </wp:positionH>
-            <wp:positionV relativeFrom="paragraph">
-              <wp:posOffset>-476885</wp:posOffset>
-            </wp:positionV>
-            <wp:extent cx="2656424" cy="2592070"/>
+          <wp:inline distT="0" distB="0" distL="114300" distR="114300">
+            <wp:extent cx="1984500" cy="1944000"/>
             <wp:effectExtent l="0" t="0" r="0" b="0"/>
-            <wp:wrapNone/>
             <wp:docPr id="5" name="Рисунок 5"/>
             <wp:cNvGraphicFramePr>
               <a:graphicFrameLocks xmlns:a="http://schemas.openxmlformats.org/drawingml/2006/main" noChangeAspect="1"/>
@@ -54,7 +44,7 @@
                   <pic:spPr bwMode="auto">
                     <a:xfrm>
                       <a:off x="0" y="0"/>
-                      <a:ext cx="2656424" cy="2592070"/>
+                      <a:ext cx="1984500" cy="1944000"/>
                     </a:xfrm>
                     <a:prstGeom prst="rect">
                       <a:avLst/>
@@ -73,350 +63,91 @@
             <wp14:sizeRelV relativeFrom="margin">
               <wp14:pctHeight>0</wp14:pctHeight>
             </wp14:sizeRelV>
-          </wp:anchor>
+          </wp:inline>
         </w:drawing>
       </w:r>
-      <w:r>
+    </w:p>
+    <w:p>
+      <w:pPr>
+        <w:spacing w:after="0" w:line="200" w:lineRule="auto"/>
+        <w:jc w:val="right"/>
         <w:rPr>
           <w:rFonts w:ascii="Franklin Gothic Book" w:hAnsi="Franklin Gothic Book"/>
-          <w:noProof/>
-        </w:rPr>
-        <w:pict w14:anchorId="2E17AC22">
-          <v:rect id="Врезка1" o:spid="_x0000_s1026" style="position:absolute;margin-left:81pt;margin-top:0;width:423pt;height:126.95pt;z-index:251659264;visibility:visible;mso-wrap-distance-left:9pt;mso-wrap-distance-top:0;mso-wrap-distance-right:9pt;mso-wrap-distance-bottom:0;mso-position-horizontal-relative:text;mso-position-vertical-relative:text;v-text-anchor:top" o:gfxdata="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" o:allowincell="f" filled="f" stroked="f" strokeweight="0">
-            <v:textbox style="mso-next-textbox:#Врезка1" inset="0,0,0,0">
-              <w:txbxContent>
-                <w:tbl>
-                  <w:tblPr>
-                    <w:tblStyle w:val="af5"/>
-                    <w:tblW w:w="9781" w:type="dxa"/>
-                    <w:tblInd w:w="-1168" w:type="dxa"/>
-                    <w:tblLayout w:type="fixed"/>
-                    <w:tblLook w:val="04A0" w:firstRow="1" w:lastRow="0" w:firstColumn="1" w:lastColumn="0" w:noHBand="0" w:noVBand="1"/>
-                  </w:tblPr>
-                  <w:tblGrid>
-                    <w:gridCol w:w="9781"/>
-                  </w:tblGrid>
-                  <w:tr>
-                    <w:trPr>
-                      <w:trHeight w:val="1977"/>
-                    </w:trPr>
-                    <w:tc>
-                      <w:tcPr>
-                        <w:tcW w:w="9781" w:type="dxa"/>
-                        <w:tcBorders>
-                          <w:top w:val="nil"/>
-                          <w:left w:val="nil"/>
-                          <w:bottom w:val="nil"/>
-                          <w:right w:val="nil"/>
-                        </w:tcBorders>
-                      </w:tcPr>
-                      <w:p>
-                        <w:pPr>
-                          <w:pStyle w:val="ac"/>
-                          <w:widowControl w:val="0"/>
-                          <w:ind w:left="-604" w:right="-89"/>
-                          <w:jc w:val="right"/>
-                          <w:rPr>
-                            <w:rFonts w:ascii="Franklin Gothic Book" w:hAnsi="Franklin Gothic Book"/>
-                          </w:rPr>
-                        </w:pPr>
-                        <w:r>
-                          <w:rPr>
-                            <w:rFonts w:ascii="Franklin Gothic Book" w:hAnsi="Franklin Gothic Book" w:cs="Times New Roman"/>
-                            <w:b/>
-                          </w:rPr>
-                          <w:t>ООО «Асгард-Сервис»</w:t>
-                        </w:r>
-                      </w:p>
-                      <w:p>
-                        <w:pPr>
-                          <w:pStyle w:val="ac"/>
-                          <w:widowControl w:val="0"/>
-                          <w:ind w:left="-604" w:right="-89"/>
-                          <w:jc w:val="right"/>
-                          <w:rPr>
-                            <w:rFonts w:ascii="Franklin Gothic Book" w:hAnsi="Franklin Gothic Book" w:cs="Times New Roman"/>
-                            <w:color w:val="000000"/>
-                          </w:rPr>
-                        </w:pPr>
-                        <w:r>
-                          <w:rPr>
-                            <w:rFonts w:ascii="Franklin Gothic Book" w:hAnsi="Franklin Gothic Book" w:cs="Times New Roman"/>
-                            <w:color w:val="000000"/>
-                          </w:rPr>
-                          <w:t>105082, г. Москва, ул. Большая Почтовая, д. 55/59,</w:t>
-                        </w:r>
-                        <w:r>
-                          <w:rPr>
-                            <w:rFonts w:ascii="Franklin Gothic Book" w:hAnsi="Franklin Gothic Book" w:cs="Times New Roman"/>
-                            <w:color w:val="000000"/>
-                          </w:rPr>
-                          <w:t xml:space="preserve"> </w:t>
-                        </w:r>
-                        <w:r>
-                          <w:rPr>
-                            <w:rFonts w:ascii="Franklin Gothic Book" w:hAnsi="Franklin Gothic Book" w:cs="Times New Roman"/>
-                            <w:color w:val="000000"/>
-                          </w:rPr>
-                          <w:t>стр. 1, пом. 37</w:t>
-                        </w:r>
-                      </w:p>
-                      <w:p>
-                        <w:pPr>
-                          <w:pStyle w:val="ac"/>
-                          <w:widowControl w:val="0"/>
-                          <w:ind w:left="-604" w:right="-89"/>
-                          <w:jc w:val="right"/>
-                          <w:rPr>
-                            <w:rFonts w:ascii="Franklin Gothic Book" w:hAnsi="Franklin Gothic Book"/>
-                          </w:rPr>
-                        </w:pPr>
-                        <w:bookmarkStart w:id="0" w:name="OLE_LINK291"/>
-                        <w:bookmarkEnd w:id="0"/>
-                        <w:r>
-                          <w:rPr>
-                            <w:rFonts w:ascii="Franklin Gothic Book" w:hAnsi="Franklin Gothic Book" w:cs="Times New Roman"/>
-                          </w:rPr>
-                          <w:t>ИНН / КПП: 7736244785 / 770101001</w:t>
-                        </w:r>
-                      </w:p>
-                      <w:p>
-                        <w:pPr>
-                          <w:pStyle w:val="ac"/>
-                          <w:widowControl w:val="0"/>
-                          <w:tabs>
-                            <w:tab w:val="left" w:pos="4536"/>
-                          </w:tabs>
-                          <w:ind w:left="-604" w:right="-89"/>
-                          <w:jc w:val="right"/>
-                          <w:rPr>
-                            <w:rFonts w:ascii="Franklin Gothic Book" w:hAnsi="Franklin Gothic Book"/>
-                          </w:rPr>
-                        </w:pPr>
-                        <w:bookmarkStart w:id="1" w:name="OLE_LINK2911"/>
-                        <w:bookmarkStart w:id="2" w:name="OLE_LINK311"/>
-                        <w:bookmarkStart w:id="3" w:name="OLE_LINK301"/>
-                        <w:bookmarkEnd w:id="1"/>
-                        <w:r>
-                          <w:rPr>
-                            <w:rFonts w:ascii="Franklin Gothic Book" w:hAnsi="Franklin Gothic Book" w:cs="Times New Roman"/>
-                          </w:rPr>
-                          <w:t>АО «Альфа-Банк»</w:t>
-                        </w:r>
-                      </w:p>
-                      <w:p>
-                        <w:pPr>
-                          <w:pStyle w:val="ac"/>
-                          <w:widowControl w:val="0"/>
-                          <w:ind w:left="-604" w:right="-89"/>
-                          <w:jc w:val="right"/>
-                          <w:rPr>
-                            <w:rFonts w:ascii="Franklin Gothic Book" w:hAnsi="Franklin Gothic Book"/>
-                          </w:rPr>
-                        </w:pPr>
-                        <w:r>
-                          <w:rPr>
-                            <w:rFonts w:ascii="Franklin Gothic Book" w:hAnsi="Franklin Gothic Book" w:cs="Times New Roman"/>
-                          </w:rPr>
-                          <w:t>р/с 40702810502260000343</w:t>
-                        </w:r>
-                      </w:p>
-                      <w:p>
-                        <w:pPr>
-                          <w:pStyle w:val="ac"/>
-                          <w:widowControl w:val="0"/>
-                          <w:ind w:left="-604" w:right="-89"/>
-                          <w:jc w:val="right"/>
-                          <w:rPr>
-                            <w:rFonts w:ascii="Franklin Gothic Book" w:hAnsi="Franklin Gothic Book"/>
-                          </w:rPr>
-                        </w:pPr>
-                        <w:r>
-                          <w:rPr>
-                            <w:rFonts w:ascii="Franklin Gothic Book" w:hAnsi="Franklin Gothic Book" w:cs="Times New Roman"/>
-                          </w:rPr>
-                          <w:t>к/с 30101810200000000593</w:t>
-                        </w:r>
-                      </w:p>
-                      <w:p>
-                        <w:pPr>
-                          <w:pStyle w:val="ac"/>
-                          <w:widowControl w:val="0"/>
-                          <w:ind w:left="-604" w:right="-89"/>
-                          <w:jc w:val="right"/>
-                          <w:rPr>
-                            <w:rFonts w:ascii="Franklin Gothic Book" w:hAnsi="Franklin Gothic Book"/>
-                          </w:rPr>
-                        </w:pPr>
-                        <w:r>
-                          <w:rPr>
-                            <w:rFonts w:ascii="Franklin Gothic Book" w:hAnsi="Franklin Gothic Book" w:cs="Times New Roman"/>
-                          </w:rPr>
-                          <w:t>БИК 044525593</w:t>
-                        </w:r>
-                      </w:p>
-                      <w:p>
-                        <w:pPr>
-                          <w:pStyle w:val="ac"/>
-                          <w:widowControl w:val="0"/>
-                          <w:ind w:left="-604" w:right="-89"/>
-                          <w:jc w:val="right"/>
-                          <w:rPr>
-                            <w:rFonts w:ascii="Franklin Gothic Book" w:hAnsi="Franklin Gothic Book"/>
-                          </w:rPr>
-                        </w:pPr>
-                        <w:r>
-                          <w:rPr>
-                            <w:rFonts w:ascii="Franklin Gothic Book" w:hAnsi="Franklin Gothic Book" w:cs="Times New Roman"/>
-                            <w:lang w:val="en-US"/>
-                          </w:rPr>
-                          <w:t>e</w:t>
-                        </w:r>
-                        <w:r>
-                          <w:rPr>
-                            <w:rFonts w:ascii="Franklin Gothic Book" w:hAnsi="Franklin Gothic Book" w:cs="Times New Roman"/>
-                          </w:rPr>
-                          <w:t>-</w:t>
-                        </w:r>
-                        <w:r>
-                          <w:rPr>
-                            <w:rFonts w:ascii="Franklin Gothic Book" w:hAnsi="Franklin Gothic Book" w:cs="Times New Roman"/>
-                            <w:lang w:val="en-US"/>
-                          </w:rPr>
-                          <w:t>mail</w:t>
-                        </w:r>
-                        <w:r>
-                          <w:rPr>
-                            <w:rFonts w:ascii="Franklin Gothic Book" w:hAnsi="Franklin Gothic Book" w:cs="Times New Roman"/>
-                          </w:rPr>
-                          <w:t xml:space="preserve">: </w:t>
-                        </w:r>
-                        <w:hyperlink r:id="rId9">
-                          <w:r>
-                            <w:rPr>
-                              <w:rFonts w:ascii="Franklin Gothic Book" w:hAnsi="Franklin Gothic Book" w:cs="Times New Roman"/>
-                              <w:lang w:val="en-US"/>
-                            </w:rPr>
-                            <w:t>info</w:t>
-                          </w:r>
-                          <w:r>
-                            <w:rPr>
-                              <w:rFonts w:ascii="Franklin Gothic Book" w:hAnsi="Franklin Gothic Book" w:cs="Times New Roman"/>
-                            </w:rPr>
-                            <w:t>@</w:t>
-                          </w:r>
-                          <w:proofErr w:type="spellStart"/>
-                          <w:r>
-                            <w:rPr>
-                              <w:rFonts w:ascii="Franklin Gothic Book" w:hAnsi="Franklin Gothic Book" w:cs="Times New Roman"/>
-                              <w:lang w:val="en-US"/>
-                            </w:rPr>
-                            <w:t>asgard</w:t>
-                          </w:r>
-                          <w:proofErr w:type="spellEnd"/>
-                          <w:r>
-                            <w:rPr>
-                              <w:rFonts w:ascii="Franklin Gothic Book" w:hAnsi="Franklin Gothic Book" w:cs="Times New Roman"/>
-                            </w:rPr>
-                            <w:t>-</w:t>
-                          </w:r>
-                          <w:r>
-                            <w:rPr>
-                              <w:rFonts w:ascii="Franklin Gothic Book" w:hAnsi="Franklin Gothic Book" w:cs="Times New Roman"/>
-                              <w:lang w:val="en-US"/>
-                            </w:rPr>
-                            <w:t>service</w:t>
-                          </w:r>
-                          <w:r>
-                            <w:rPr>
-                              <w:rFonts w:ascii="Franklin Gothic Book" w:hAnsi="Franklin Gothic Book" w:cs="Times New Roman"/>
-                            </w:rPr>
-                            <w:t>.</w:t>
-                          </w:r>
-                          <w:r>
-                            <w:rPr>
-                              <w:rFonts w:ascii="Franklin Gothic Book" w:hAnsi="Franklin Gothic Book" w:cs="Times New Roman"/>
-                              <w:lang w:val="en-US"/>
-                            </w:rPr>
-                            <w:t>com</w:t>
-                          </w:r>
-                        </w:hyperlink>
-                      </w:p>
-                      <w:p>
-                        <w:pPr>
-                          <w:pStyle w:val="ac"/>
-                          <w:widowControl w:val="0"/>
-                          <w:ind w:left="-604" w:right="-89"/>
-                          <w:jc w:val="right"/>
-                          <w:rPr>
-                            <w:rFonts w:ascii="Franklin Gothic Book" w:hAnsi="Franklin Gothic Book"/>
-                          </w:rPr>
-                        </w:pPr>
-                        <w:r>
-                          <w:rPr>
-                            <w:rFonts w:ascii="Franklin Gothic Book" w:hAnsi="Franklin Gothic Book" w:cs="Times New Roman"/>
-                          </w:rPr>
-                          <w:t>тел.:</w:t>
-                        </w:r>
-                        <w:r>
-                          <w:rPr>
-                            <w:rFonts w:ascii="Franklin Gothic Book" w:hAnsi="Franklin Gothic Book" w:cs="Times New Roman"/>
-                            <w:lang w:val="en-US"/>
-                          </w:rPr>
-                          <w:t xml:space="preserve"> +7 (499) 322-30-62</w:t>
-                        </w:r>
-                        <w:bookmarkEnd w:id="2"/>
-                        <w:bookmarkEnd w:id="3"/>
-                      </w:p>
-                    </w:tc>
-                  </w:tr>
-                </w:tbl>
-                <w:p>
-                  <w:pPr>
-                    <w:pStyle w:val="af"/>
-                    <w:rPr>
-                      <w:color w:val="000000"/>
-                    </w:rPr>
-                  </w:pPr>
-                </w:p>
-              </w:txbxContent>
-            </v:textbox>
-            <w10:wrap type="square"/>
-          </v:rect>
-        </w:pict>
-      </w:r>
-    </w:p>
-    <w:p>
-      <w:pPr>
+          <w:sz w:val="16"/>
+        </w:rPr>
+      </w:pPr>
+      <w:r>
         <w:rPr>
           <w:rFonts w:ascii="Franklin Gothic Book" w:hAnsi="Franklin Gothic Book"/>
-          <w:lang w:val="en-US"/>
-        </w:rPr>
-      </w:pPr>
-    </w:p>
-    <w:p>
-      <w:pPr>
+          <w:sz w:val="16"/>
+        </w:rPr>
+        <w:t xml:space="preserve">{company_org_short}</w:t>
+      </w:r>
+      <w:r>
         <w:rPr>
           <w:rFonts w:ascii="Franklin Gothic Book" w:hAnsi="Franklin Gothic Book"/>
-          <w:lang w:val="en-US"/>
-        </w:rPr>
-      </w:pPr>
-    </w:p>
-    <w:p>
-      <w:pPr>
+          <w:sz w:val="16"/>
+        </w:rPr>
+        <w:br/>
+        <w:t xml:space="preserve">{company_address}</w:t>
+      </w:r>
+      <w:r>
         <w:rPr>
           <w:rFonts w:ascii="Franklin Gothic Book" w:hAnsi="Franklin Gothic Book"/>
-          <w:lang w:val="en-US"/>
-        </w:rPr>
-      </w:pPr>
-    </w:p>
-    <w:p>
-      <w:pPr>
+          <w:sz w:val="16"/>
+        </w:rPr>
+        <w:br/>
+        <w:t xml:space="preserve">ИНН / КПП: {company_inn_kpp}</w:t>
+      </w:r>
+      <w:r>
         <w:rPr>
           <w:rFonts w:ascii="Franklin Gothic Book" w:hAnsi="Franklin Gothic Book"/>
-          <w:lang w:val="en-US"/>
-        </w:rPr>
-      </w:pPr>
+          <w:sz w:val="16"/>
+        </w:rPr>
+        <w:br/>
+        <w:t xml:space="preserve">{company_bank_name}</w:t>
+      </w:r>
+    </w:p>
+    <w:p>
+      <w:pPr>
+        <w:spacing w:after="100" w:line="200" w:lineRule="auto"/>
+        <w:jc w:val="right"/>
+        <w:rPr>
+          <w:rFonts w:ascii="Franklin Gothic Book" w:hAnsi="Franklin Gothic Book"/>
+          <w:sz w:val="16"/>
+        </w:rPr>
+      </w:pPr>
+      <w:r>
+        <w:rPr>
+          <w:rFonts w:ascii="Franklin Gothic Book" w:hAnsi="Franklin Gothic Book"/>
+          <w:sz w:val="16"/>
+        </w:rPr>
+        <w:t xml:space="preserve">р/с {company_bank_account}</w:t>
+      </w:r>
+      <w:r>
+        <w:rPr>
+          <w:rFonts w:ascii="Franklin Gothic Book" w:hAnsi="Franklin Gothic Book"/>
+          <w:sz w:val="16"/>
+        </w:rPr>
+        <w:br/>
+        <w:t xml:space="preserve">к/с {company_bank_corr_account}</w:t>
+      </w:r>
+      <w:r>
+        <w:rPr>
+          <w:rFonts w:ascii="Franklin Gothic Book" w:hAnsi="Franklin Gothic Book"/>
+          <w:sz w:val="16"/>
+        </w:rPr>
+        <w:br/>
+        <w:t xml:space="preserve">БИК {company_bank_bic}</w:t>
+      </w:r>
+      <w:r>
+        <w:rPr>
+          <w:rFonts w:ascii="Franklin Gothic Book" w:hAnsi="Franklin Gothic Book"/>
+          <w:sz w:val="16"/>
+        </w:rPr>
+        <w:br/>
+        <w:t xml:space="preserve">e-mail: {company_email} · тел.: {company_phone}</w:t>
+      </w:r>
     </w:p>
     <w:p>
       <w:pPr>
@@ -449,7 +180,7 @@
           <w:p>
             <w:pPr>
               <w:widowControl w:val="0"/>
-              <w:spacing w:after="0" w:line="360" w:lineRule="auto"/>
+              <w:spacing w:after="0" w:line="276" w:lineRule="auto"/>
               <w:rPr>
                 <w:b/>
                 <w:bCs/>
@@ -467,39 +198,11 @@
               <w:t>Исх. № {letter_number} от {letter_date_short}</w:t>
             </w:r>
           </w:p>
-          <w:p>
-            <w:pPr>
-              <w:widowControl w:val="0"/>
-              <w:spacing w:after="0" w:line="360" w:lineRule="auto"/>
-              <w:rPr>
-                <w:rFonts w:ascii="Franklin Gothic Book" w:hAnsi="Franklin Gothic Book" w:cs="Times New Roman"/>
-                <w:b/>
-                <w:bCs/>
-                <w:sz w:val="24"/>
-                <w:szCs w:val="24"/>
-              </w:rPr>
-            </w:pPr>
-          </w:p>
         </w:tc>
         <w:tc>
           <w:tcPr>
             <w:tcW w:w="4678" w:type="dxa"/>
           </w:tcPr>
-          <w:p>
-            <w:pPr>
-              <w:widowControl w:val="0"/>
-              <w:spacing w:after="0"/>
-              <w:ind w:left="-1275"/>
-              <w:jc w:val="right"/>
-              <w:rPr>
-                <w:rFonts w:ascii="Franklin Gothic Book" w:hAnsi="Franklin Gothic Book" w:cs="Times New Roman"/>
-                <w:b/>
-                <w:bCs/>
-                <w:sz w:val="24"/>
-                <w:szCs w:val="24"/>
-              </w:rPr>
-            </w:pPr>
-          </w:p>
         </w:tc>
       </w:tr>
     </w:tbl>
@@ -534,16 +237,6 @@
           <w:szCs w:val="24"/>
         </w:rPr>
       </w:pPr>
-    </w:p>
-    <w:p>
-      <w:pPr>
-        <w:spacing w:line="240" w:lineRule="auto"/>
-        <w:jc w:val="both"/>
-        <w:rPr>
-          <w:sz w:val="24"/>
-          <w:szCs w:val="24"/>
-        </w:rPr>
-      </w:pPr>
       <w:r>
         <w:rPr>
           <w:sz w:val="24"/>
@@ -648,16 +341,6 @@
     </w:p>
     <w:p>
       <w:pPr>
-        <w:spacing w:after="0" w:line="240" w:lineRule="auto"/>
-        <w:ind w:left="720"/>
-        <w:rPr>
-          <w:sz w:val="24"/>
-          <w:szCs w:val="24"/>
-        </w:rPr>
-      </w:pPr>
-    </w:p>
-    <w:p>
-      <w:pPr>
         <w:spacing w:line="240" w:lineRule="auto"/>
         <w:jc w:val="both"/>
         <w:rPr>
@@ -904,14 +587,6 @@
         </w:rPr>
         <w:t/>
       </w:r>
-    </w:p>
-    <w:p>
-      <w:pPr>
-        <w:rPr>
-          <w:sz w:val="24"/>
-          <w:szCs w:val="24"/>
-        </w:rPr>
-      </w:pPr>
     </w:p>
     <w:tbl>
       <w:tblPr>
@@ -946,9 +621,6 @@
           </w:tcPr>
           <w:p>
             <w:pPr>
-              <w:pStyle w:val="Standard"/>
-              <w:widowControl w:val="0"/>
-              <w:ind w:left="615"/>
               <w:rPr>
                 <w:rFonts w:ascii="Franklin Gothic Book" w:hAnsi="Franklin Gothic Book" w:cs="Times New Roman"/>
                 <w:b/>
@@ -1006,21 +678,6 @@
           </w:p>
           <w:p>
             <w:pPr>
-              <w:pStyle w:val="Standard"/>
-              <w:widowControl w:val="0"/>
-              <w:jc w:val="right"/>
-              <w:rPr>
-                <w:rFonts w:ascii="Franklin Gothic Book" w:hAnsi="Franklin Gothic Book" w:cs="Times New Roman"/>
-                <w:b/>
-                <w:bCs/>
-              </w:rPr>
-            </w:pPr>
-          </w:p>
-          <w:p>
-            <w:pPr>
-              <w:pStyle w:val="Standard"/>
-              <w:widowControl w:val="0"/>
-              <w:ind w:right="-105"/>
               <w:jc w:val="right"/>
               <w:rPr>
                 <w:rFonts w:ascii="Franklin Gothic Book" w:hAnsi="Franklin Gothic Book" w:cs="Times New Roman"/>
@@ -1051,9 +708,6 @@
           </w:tcPr>
           <w:p>
             <w:pPr>
-              <w:pStyle w:val="Standard"/>
-              <w:widowControl w:val="0"/>
-              <w:ind w:left="240"/>
               <w:jc w:val="center"/>
               <w:rPr>
                 <w:rFonts w:ascii="Franklin Gothic Book" w:hAnsi="Franklin Gothic Book" w:cs="Times New Roman"/>
@@ -1070,29 +724,6 @@
               <w:t>{%signature_img}</w:t>
             </w:r>
           </w:p>
-          <w:p>
-            <w:pPr>
-              <w:pStyle w:val="Standard"/>
-              <w:widowControl w:val="0"/>
-              <w:ind w:left="240"/>
-              <w:jc w:val="center"/>
-              <w:rPr>
-                <w:rFonts w:ascii="Franklin Gothic Book" w:hAnsi="Franklin Gothic Book" w:cs="Times New Roman"/>
-                <w:i/>
-                <w:sz w:val="20"/>
-                <w:szCs w:val="20"/>
-              </w:rPr>
-            </w:pPr>
-            <w:r>
-              <w:rPr>
-                <w:rFonts w:ascii="Franklin Gothic Book" w:hAnsi="Franklin Gothic Book" w:cs="Times New Roman"/>
-                <w:i/>
-                <w:sz w:val="20"/>
-                <w:szCs w:val="20"/>
-              </w:rPr>
-              <w:t>(подпись)</w:t>
-            </w:r>
-          </w:p>
         </w:tc>
         <w:tc>
           <w:tcPr>
@@ -1107,9 +738,6 @@
           </w:tcPr>
           <w:p>
             <w:pPr>
-              <w:pStyle w:val="Standard"/>
-              <w:widowControl w:val="0"/>
-              <w:ind w:left="255" w:right="-90"/>
               <w:jc w:val="center"/>
               <w:rPr>
                 <w:rFonts w:ascii="Franklin Gothic Book" w:hAnsi="Franklin Gothic Book" w:cs="Times New Roman"/>
@@ -1126,67 +754,15 @@
               <w:t>{gendir_name}</w:t>
             </w:r>
           </w:p>
-          <w:p>
-            <w:pPr>
-              <w:pStyle w:val="Standard"/>
-              <w:widowControl w:val="0"/>
-              <w:spacing w:after="240"/>
-              <w:ind w:left="255" w:right="-90"/>
-              <w:jc w:val="center"/>
-              <w:rPr>
-                <w:rFonts w:ascii="Franklin Gothic Book" w:hAnsi="Franklin Gothic Book" w:cs="Times New Roman"/>
-                <w:i/>
-                <w:sz w:val="20"/>
-                <w:szCs w:val="20"/>
-              </w:rPr>
-            </w:pPr>
-            <w:r>
-              <w:rPr>
-                <w:rFonts w:ascii="Franklin Gothic Book" w:hAnsi="Franklin Gothic Book" w:cs="Times New Roman"/>
-                <w:i/>
-                <w:sz w:val="20"/>
-                <w:szCs w:val="20"/>
-              </w:rPr>
-              <w:t>(расшифровка подписи)</w:t>
-            </w:r>
-          </w:p>
-          <w:p>
-            <w:pPr>
-              <w:pStyle w:val="Standard"/>
-              <w:widowControl w:val="0"/>
-              <w:ind w:left="255" w:right="-90"/>
-              <w:jc w:val="center"/>
-              <w:rPr>
-                <w:rFonts w:ascii="Franklin Gothic Book" w:hAnsi="Franklin Gothic Book" w:cs="Times New Roman"/>
-                <w:b/>
-                <w:bCs/>
-              </w:rPr>
-            </w:pPr>
-          </w:p>
         </w:tc>
       </w:tr>
     </w:tbl>
-    <w:p>
-      <w:pPr>
-        <w:tabs>
-          <w:tab w:val="left" w:pos="1410"/>
-        </w:tabs>
-        <w:spacing w:after="0"/>
-        <w:ind w:right="1134"/>
-        <w:rPr>
-          <w:rFonts w:ascii="Franklin Gothic Book" w:hAnsi="Franklin Gothic Book"/>
-          <w:b/>
-          <w:bCs/>
-        </w:rPr>
-      </w:pPr>
-    </w:p>
     <w:sectPr>
-      <w:footerReference w:type="default" r:id="rId10"/>
       <w:pgSz w:w="11906" w:h="16838"/>
-      <w:pgMar w:top="851" w:right="850" w:bottom="426" w:left="993" w:header="0" w:footer="822" w:gutter="0"/>
+      <w:pgMar w:top="567" w:right="850" w:bottom="567" w:left="993" w:header="0" w:footer="0" w:gutter="0"/>
       <w:cols w:space="720"/>
       <w:formProt w:val="0"/>
-      <w:docGrid w:linePitch="360" w:charSpace="4096"/>
+      <w:docGrid w:linePitch="240"/>
     </w:sectPr>
   </w:body>
 </w:document>
